--- a/applications/adventure-amore-wedding-sales-consultant/resume.docx
+++ b/applications/adventure-amore-wedding-sales-consultant/resume.docx
@@ -705,7 +705,7 @@
           <w:i w:val="0"/>
           <w:color w:val="1A1A1A"/>
         </w:rPr>
-        <w:t>Ranked top three in sales on a team of 8-15 reps for effectively the full tenure, holding that ranking while quota roughly doubled over the period.</w:t>
+        <w:t>Ranked top three in sales on a team that scaled from 8 to 15 reps, holding that rank across all but the final few months of a 27-month tenure while quota roughly doubled.</w:t>
       </w:r>
     </w:p>
     <w:p>
@@ -1000,7 +1000,7 @@
           <w:i w:val="0"/>
           <w:color w:val="1A1A1A"/>
         </w:rPr>
-        <w:t>B.A. Liberal Arts, Minor in Political Science - Colorado State University, Fort Collins, CO</w:t>
+        <w:t>B.A. Liberal Arts, Minor in Political Science - Colorado State University, Fort Collins, CO (2009)</w:t>
       </w:r>
     </w:p>
     <w:p>
